--- a/examples/maya-chen-resume.docx
+++ b/examples/maya-chen-resume.docx
@@ -63,7 +63,7 @@
           <w:color w:val="555566"/>
           <w:sz w:val="20"/>
         </w:rPr>
-        <w:t xml:space="preserve"> · Oakland, CA · Open to remote (US)</w:t>
+        <w:t xml:space="preserve"> · Oakland, CA</w:t>
       </w:r>
     </w:p>
     <w:p>
